--- a/templates/notificacao/com_fiador.docx
+++ b/templates/notificacao/com_fiador.docx
@@ -2060,7 +2060,7 @@
           <w:sz w:val="20"/>
         </w:rPr>
         <w:lastRenderedPageBreak/>
-        <w:t>São Paulo, 27 de janeiro de 2026.</w:t>
+        <w:t>São Paulo, {{ hoje_extenso }}.</w:t>
       </w:r>
     </w:p>
     <w:sectPr>
